--- a/courseware/LP-AI Vibe Coding for Augmented Reality (AR) Applications.docx
+++ b/courseware/LP-AI Vibe Coding for Augmented Reality (AR) Applications.docx
@@ -218,7 +218,7 @@
           <w:color w:val="1F6FEB"/>
           <w:sz w:val="24"/>
         </w:rPr>
-        <w:t>Version 9.0</w:t>
+        <w:t>Version 9.1</w:t>
       </w:r>
     </w:p>
     <w:p>
@@ -420,6 +420,64 @@
                 <w:sz w:val="19"/>
               </w:rPr>
               <w:t>Rebuilt for the AI vibe-coding AR/VR course, 215-slide deck, localhost WebXR studio, eight labs and aligned WA/PP.</w:t>
+            </w:r>
+          </w:p>
+        </w:tc>
+        <w:tc>
+          <w:tcPr>
+            <w:tcW w:type="dxa" w:w="2160"/>
+          </w:tcPr>
+          <w:p>
+            <w:r/>
+            <w:r>
+              <w:rPr>
+                <w:sz w:val="19"/>
+              </w:rPr>
+              <w:t>Dr Alfred Ang</w:t>
+            </w:r>
+          </w:p>
+        </w:tc>
+      </w:tr>
+      <w:tr>
+        <w:tc>
+          <w:tcPr>
+            <w:tcW w:type="dxa" w:w="2160"/>
+          </w:tcPr>
+          <w:p>
+            <w:r/>
+            <w:r>
+              <w:rPr>
+                <w:sz w:val="19"/>
+              </w:rPr>
+              <w:t>9.1</w:t>
+            </w:r>
+          </w:p>
+        </w:tc>
+        <w:tc>
+          <w:tcPr>
+            <w:tcW w:type="dxa" w:w="2160"/>
+          </w:tcPr>
+          <w:p>
+            <w:r/>
+            <w:r>
+              <w:rPr>
+                <w:sz w:val="19"/>
+              </w:rPr>
+              <w:t>12 September 2026</w:t>
+            </w:r>
+          </w:p>
+        </w:tc>
+        <w:tc>
+          <w:tcPr>
+            <w:tcW w:type="dxa" w:w="2160"/>
+          </w:tcPr>
+          <w:p>
+            <w:r/>
+            <w:r>
+              <w:rPr>
+                <w:sz w:val="19"/>
+              </w:rPr>
+              <w:t>Added the live AR/VR Playground as the no-install learner entry point.</w:t>
             </w:r>
           </w:p>
         </w:tc>
@@ -872,7 +930,7 @@
           </w:tcPr>
           <w:p>
             <w:r>
-              <w:t>v9.0 · 11 September 2026</w:t>
+              <w:t>v9.1 · 12 September 2026</w:t>
             </w:r>
           </w:p>
         </w:tc>
@@ -2876,7 +2934,27 @@
         <w:pStyle w:val="ListBullet"/>
       </w:pPr>
       <w:r>
-        <w:t>Learner laptop with a current Node.js LTS release and modern Chromium-based browser.</w:t>
+        <w:t xml:space="preserve">Live learner Playground: </w:t>
+      </w:r>
+      <w:hyperlink r:id="rId11">
+        <w:r>
+          <w:rPr>
+            <w:color w:val="0563C1"/>
+            <w:u w:val="single"/>
+          </w:rPr>
+          <w:t>https://alfredang.github.io/arvr-playground/</w:t>
+        </w:r>
+      </w:hyperlink>
+      <w:r>
+        <w:t xml:space="preserve"> (static HTML/CSS/JavaScript; no installation required).</w:t>
+      </w:r>
+    </w:p>
+    <w:p>
+      <w:pPr>
+        <w:pStyle w:val="ListBullet"/>
+      </w:pPr>
+      <w:r>
+        <w:t>Learner laptop with a current Node.js LTS release and modern Chromium-based browser for source-editing labs.</w:t>
       </w:r>
     </w:p>
     <w:p>
@@ -2912,7 +2990,7 @@
       </w:r>
     </w:p>
     <w:sectPr>
-      <w:footerReference w:type="default" r:id="rId11"/>
+      <w:footerReference w:type="default" r:id="rId12"/>
       <w:pgSz w:w="12240" w:h="15840"/>
       <w:pgMar w:top="1440" w:right="1800" w:bottom="1440" w:left="1800" w:header="720" w:footer="720" w:gutter="0"/>
       <w:cols w:space="720"/>
